--- a/courses/new-syllabi/CS352-Syllabus-DRAFT.docx
+++ b/courses/new-syllabi/CS352-Syllabus-DRAFT.docx
@@ -361,7 +361,7 @@
         <w:pStyle w:val="FirstParagraph"/>
       </w:pPr>
       <w:r>
-        <w:t xml:space="preserve">Bridges theoretical foundations of discrete mathematics with hands-on data structures. Covers Set Theory &amp; Logic, Combinatorics &amp; Probability, Number Theory, Linked Lists, Stacks, Queues, Trees, Graphs, and Big-O analysis.</w:t>
+        <w:t xml:space="preserve">Discrete Mathematics and Data Structures in Computing bridges the theoretical foundations of discrete mathematics with hands-on data structures. This course emphasizes reasoning precisely about both mathematical structures and the programs that represent them in memory. Students will explore set theory and logic, using propositional and predicate logic to state and verify what a program should do, along with combinatorics, probability, and number theory as they apply to computing. The curriculum pairs these foundations with core data structures, including hash maps, linked lists, stacks, queues, trees, binary search trees, heaps, and graphs, and uses Big-O notation and recurrence relations to analyze their time and space complexity. Learners gain hands-on experience implementing these structures in Python and building graph algorithms such as breadth-first search, depth-first search, and Dijkstra’s shortest-path algorithm. Mastery of these concepts will equip students to choose the most suitable data structure for given performance constraints and to solve real-world networking and optimization problems.</w:t>
       </w:r>
     </w:p>
     <w:bookmarkEnd w:id="57"/>
